--- a/CV/Spenceley_CV2026_FULL.docx
+++ b/CV/Spenceley_CV2026_FULL.docx
@@ -83,7 +83,7 @@
         </w:pBdr>
         <w:jc w:val="center"/>
       </w:pPr>
-      <w:hyperlink r:id="rId5" w:history="1">
+      <w:hyperlink r:id="rId7" w:history="1">
         <w:r>
           <w:rPr>
             <w:rStyle w:val="Hyperlink"/>
@@ -126,7 +126,7 @@
         </w:rPr>
         <w:t xml:space="preserve"> </w:t>
       </w:r>
-      <w:hyperlink r:id="rId6" w:anchor="about" w:history="1">
+      <w:hyperlink r:id="rId8" w:anchor="about" w:history="1">
         <w:r>
           <w:rPr>
             <w:rStyle w:val="Hyperlink"/>
@@ -156,7 +156,7 @@
         </w:rPr>
         <w:t xml:space="preserve"> </w:t>
       </w:r>
-      <w:hyperlink r:id="rId7" w:history="1">
+      <w:hyperlink r:id="rId9" w:history="1">
         <w:r>
           <w:rPr>
             <w:rStyle w:val="Hyperlink"/>
@@ -178,7 +178,7 @@
         </w:rPr>
         <w:t xml:space="preserve">| </w:t>
       </w:r>
-      <w:hyperlink r:id="rId8" w:history="1">
+      <w:hyperlink r:id="rId10" w:history="1">
         <w:r>
           <w:rPr>
             <w:rStyle w:val="Hyperlink"/>
@@ -197,7 +197,7 @@
         </w:rPr>
         <w:t xml:space="preserve"> | </w:t>
       </w:r>
-      <w:hyperlink r:id="rId9" w:history="1">
+      <w:hyperlink r:id="rId11" w:history="1">
         <w:r>
           <w:rPr>
             <w:rStyle w:val="Hyperlink"/>
@@ -981,6 +981,14 @@
           <w:b/>
           <w:bCs/>
         </w:rPr>
+        <w:t xml:space="preserve"> (PI: Dr. Ranjana Mehta)</w:t>
+      </w:r>
+      <w:r>
+        <w:rPr>
+          <w:rFonts w:ascii="Times New Roman" w:hAnsi="Times New Roman" w:cs="Times New Roman"/>
+          <w:b/>
+          <w:bCs/>
+        </w:rPr>
         <w:t xml:space="preserve"> </w:t>
       </w:r>
       <w:r>
@@ -989,40 +997,21 @@
           <w:b/>
           <w:bCs/>
         </w:rPr>
-        <w:tab/>
-      </w:r>
-      <w:r>
-        <w:rPr>
-          <w:rFonts w:ascii="Times New Roman" w:hAnsi="Times New Roman" w:cs="Times New Roman"/>
-          <w:b/>
-          <w:bCs/>
-        </w:rPr>
-        <w:tab/>
-      </w:r>
-      <w:r>
-        <w:rPr>
-          <w:rFonts w:ascii="Times New Roman" w:hAnsi="Times New Roman" w:cs="Times New Roman"/>
-          <w:b/>
-          <w:bCs/>
-        </w:rPr>
-        <w:tab/>
-      </w:r>
-      <w:r>
-        <w:rPr>
-          <w:rFonts w:ascii="Times New Roman" w:hAnsi="Times New Roman" w:cs="Times New Roman"/>
-          <w:b/>
-          <w:bCs/>
-        </w:rPr>
-        <w:tab/>
-        <w:t xml:space="preserve">       </w:t>
-      </w:r>
-      <w:r>
-        <w:rPr>
-          <w:rFonts w:ascii="Times New Roman" w:hAnsi="Times New Roman" w:cs="Times New Roman"/>
-          <w:sz w:val="22"/>
-          <w:szCs w:val="22"/>
-        </w:rPr>
-        <w:t xml:space="preserve">Jan. 2025 </w:t>
+        <w:t xml:space="preserve">   </w:t>
+      </w:r>
+      <w:r>
+        <w:rPr>
+          <w:rFonts w:ascii="Times New Roman" w:hAnsi="Times New Roman" w:cs="Times New Roman"/>
+        </w:rPr>
+        <w:t>J</w:t>
+      </w:r>
+      <w:r>
+        <w:rPr>
+          <w:rFonts w:ascii="Times New Roman" w:hAnsi="Times New Roman" w:cs="Times New Roman"/>
+          <w:sz w:val="22"/>
+          <w:szCs w:val="22"/>
+        </w:rPr>
+        <w:t xml:space="preserve">an. 2025 </w:t>
       </w:r>
       <w:r>
         <w:rPr>
@@ -1083,27 +1072,6 @@
           <w:szCs w:val="22"/>
         </w:rPr>
         <w:t>University of Wisconsin-Madison</w:t>
-      </w:r>
-    </w:p>
-    <w:p>
-      <w:pPr>
-        <w:rPr>
-          <w:rFonts w:ascii="Times New Roman" w:hAnsi="Times New Roman" w:cs="Times New Roman"/>
-          <w:i/>
-          <w:iCs/>
-          <w:sz w:val="22"/>
-          <w:szCs w:val="22"/>
-        </w:rPr>
-      </w:pPr>
-      <w:r>
-        <w:rPr>
-          <w:rFonts w:ascii="Times New Roman" w:hAnsi="Times New Roman" w:cs="Times New Roman"/>
-          <w:i/>
-          <w:iCs/>
-          <w:sz w:val="22"/>
-          <w:szCs w:val="22"/>
-        </w:rPr>
-        <w:t>Principal Investigator: Dr. Ranjana Mehta</w:t>
       </w:r>
     </w:p>
     <w:p>
@@ -1639,6 +1607,91 @@
           <w:szCs w:val="22"/>
         </w:rPr>
       </w:pPr>
+    </w:p>
+    <w:p>
+      <w:pPr>
+        <w:rPr>
+          <w:rFonts w:ascii="Times New Roman" w:hAnsi="Times New Roman" w:cs="Times New Roman"/>
+          <w:i/>
+          <w:iCs/>
+          <w:sz w:val="22"/>
+          <w:szCs w:val="22"/>
+        </w:rPr>
+      </w:pPr>
+      <w:r>
+        <w:rPr>
+          <w:rFonts w:ascii="Times New Roman" w:hAnsi="Times New Roman" w:cs="Times New Roman"/>
+          <w:i/>
+          <w:iCs/>
+          <w:sz w:val="22"/>
+          <w:szCs w:val="22"/>
+        </w:rPr>
+        <w:t>Project</w:t>
+      </w:r>
+      <w:r>
+        <w:rPr>
+          <w:rFonts w:ascii="Times New Roman" w:hAnsi="Times New Roman" w:cs="Times New Roman"/>
+          <w:sz w:val="22"/>
+          <w:szCs w:val="22"/>
+        </w:rPr>
+        <w:t xml:space="preserve">: </w:t>
+      </w:r>
+      <w:r>
+        <w:rPr>
+          <w:rFonts w:ascii="Times New Roman" w:hAnsi="Times New Roman" w:cs="Times New Roman"/>
+          <w:sz w:val="22"/>
+          <w:szCs w:val="22"/>
+        </w:rPr>
+        <w:t>Comfort Survey</w:t>
+      </w:r>
+      <w:r>
+        <w:rPr>
+          <w:rFonts w:ascii="Times New Roman" w:hAnsi="Times New Roman" w:cs="Times New Roman"/>
+          <w:i/>
+          <w:iCs/>
+          <w:sz w:val="22"/>
+          <w:szCs w:val="22"/>
+        </w:rPr>
+        <w:t xml:space="preserve"> </w:t>
+      </w:r>
+      <w:r>
+        <w:rPr>
+          <w:rFonts w:ascii="Times New Roman" w:hAnsi="Times New Roman" w:cs="Times New Roman"/>
+          <w:i/>
+          <w:iCs/>
+          <w:sz w:val="22"/>
+          <w:szCs w:val="22"/>
+        </w:rPr>
+        <w:t>(CHIRP)</w:t>
+      </w:r>
+      <w:r>
+        <w:rPr>
+          <w:rFonts w:ascii="Times New Roman" w:hAnsi="Times New Roman" w:cs="Times New Roman"/>
+          <w:i/>
+          <w:iCs/>
+          <w:sz w:val="22"/>
+          <w:szCs w:val="22"/>
+        </w:rPr>
+        <w:t xml:space="preserve"> </w:t>
+      </w:r>
+      <w:r>
+        <w:rPr>
+          <w:rFonts w:ascii="Times New Roman" w:hAnsi="Times New Roman" w:cs="Times New Roman"/>
+          <w:b/>
+          <w:bCs/>
+        </w:rPr>
+        <w:t>–</w:t>
+      </w:r>
+      <w:r>
+        <w:rPr>
+          <w:rFonts w:ascii="Times New Roman" w:hAnsi="Times New Roman" w:cs="Times New Roman"/>
+          <w:i/>
+          <w:iCs/>
+          <w:sz w:val="22"/>
+          <w:szCs w:val="22"/>
+        </w:rPr>
+        <w:t xml:space="preserve"> </w:t>
+      </w:r>
       <w:r>
         <w:rPr>
           <w:rFonts w:ascii="Times New Roman" w:hAnsi="Times New Roman" w:cs="Times New Roman"/>
@@ -1648,74 +1701,6 @@
           <w:szCs w:val="22"/>
         </w:rPr>
         <w:t>Principal Investigator: Dr. Bilge Mutlu</w:t>
-      </w:r>
-    </w:p>
-    <w:p>
-      <w:pPr>
-        <w:rPr>
-          <w:rFonts w:ascii="Times New Roman" w:hAnsi="Times New Roman" w:cs="Times New Roman"/>
-          <w:i/>
-          <w:iCs/>
-          <w:sz w:val="22"/>
-          <w:szCs w:val="22"/>
-        </w:rPr>
-      </w:pPr>
-    </w:p>
-    <w:p>
-      <w:pPr>
-        <w:rPr>
-          <w:rFonts w:ascii="Times New Roman" w:hAnsi="Times New Roman" w:cs="Times New Roman"/>
-          <w:i/>
-          <w:iCs/>
-          <w:sz w:val="22"/>
-          <w:szCs w:val="22"/>
-        </w:rPr>
-      </w:pPr>
-      <w:r>
-        <w:rPr>
-          <w:rFonts w:ascii="Times New Roman" w:hAnsi="Times New Roman" w:cs="Times New Roman"/>
-          <w:i/>
-          <w:iCs/>
-          <w:sz w:val="22"/>
-          <w:szCs w:val="22"/>
-        </w:rPr>
-        <w:t>Project</w:t>
-      </w:r>
-      <w:r>
-        <w:rPr>
-          <w:rFonts w:ascii="Times New Roman" w:hAnsi="Times New Roman" w:cs="Times New Roman"/>
-          <w:sz w:val="22"/>
-          <w:szCs w:val="22"/>
-        </w:rPr>
-        <w:t xml:space="preserve">: </w:t>
-      </w:r>
-      <w:r>
-        <w:rPr>
-          <w:rFonts w:ascii="Times New Roman" w:hAnsi="Times New Roman" w:cs="Times New Roman"/>
-          <w:sz w:val="22"/>
-          <w:szCs w:val="22"/>
-        </w:rPr>
-        <w:t>Comfort Survey</w:t>
-      </w:r>
-      <w:r>
-        <w:rPr>
-          <w:rFonts w:ascii="Times New Roman" w:hAnsi="Times New Roman" w:cs="Times New Roman"/>
-          <w:i/>
-          <w:iCs/>
-          <w:sz w:val="22"/>
-          <w:szCs w:val="22"/>
-        </w:rPr>
-        <w:t xml:space="preserve"> </w:t>
-      </w:r>
-      <w:r>
-        <w:rPr>
-          <w:rFonts w:ascii="Times New Roman" w:hAnsi="Times New Roman" w:cs="Times New Roman"/>
-          <w:i/>
-          <w:iCs/>
-          <w:sz w:val="22"/>
-          <w:szCs w:val="22"/>
-        </w:rPr>
-        <w:t>(CHIRP)</w:t>
       </w:r>
     </w:p>
     <w:p>
@@ -2702,6 +2687,8 @@
       <w:r>
         <w:rPr>
           <w:rFonts w:ascii="Times New Roman" w:hAnsi="Times New Roman" w:cs="Times New Roman"/>
+          <w:b/>
+          <w:bCs/>
           <w:sz w:val="22"/>
           <w:szCs w:val="22"/>
         </w:rPr>
@@ -2711,10 +2698,20 @@
       <w:r>
         <w:rPr>
           <w:rFonts w:ascii="Times New Roman" w:hAnsi="Times New Roman" w:cs="Times New Roman"/>
-          <w:sz w:val="22"/>
-          <w:szCs w:val="22"/>
-        </w:rPr>
-        <w:t xml:space="preserve">, R. J., Yadav, A., &amp; Mehta, R. K. (Accepted). </w:t>
+          <w:b/>
+          <w:bCs/>
+          <w:sz w:val="22"/>
+          <w:szCs w:val="22"/>
+        </w:rPr>
+        <w:t>, R. J.,</w:t>
+      </w:r>
+      <w:r>
+        <w:rPr>
+          <w:rFonts w:ascii="Times New Roman" w:hAnsi="Times New Roman" w:cs="Times New Roman"/>
+          <w:sz w:val="22"/>
+          <w:szCs w:val="22"/>
+        </w:rPr>
+        <w:t xml:space="preserve"> Yadav, A., &amp; Mehta, R. K. (Accepted). </w:t>
       </w:r>
       <w:r>
         <w:rPr>
@@ -2826,6 +2823,8 @@
       <w:r>
         <w:rPr>
           <w:rFonts w:ascii="Times New Roman" w:hAnsi="Times New Roman" w:cs="Times New Roman"/>
+          <w:b/>
+          <w:bCs/>
           <w:sz w:val="22"/>
           <w:szCs w:val="22"/>
         </w:rPr>
@@ -2835,10 +2834,38 @@
       <w:r>
         <w:rPr>
           <w:rFonts w:ascii="Times New Roman" w:hAnsi="Times New Roman" w:cs="Times New Roman"/>
-          <w:sz w:val="22"/>
-          <w:szCs w:val="22"/>
-        </w:rPr>
-        <w:t xml:space="preserve">, R. J., &amp; Mehta, R. K. (2026). When robots reshape teams: Neurodynamic insights into taskwork and teamwork in search and rescue. </w:t>
+          <w:b/>
+          <w:bCs/>
+          <w:sz w:val="22"/>
+          <w:szCs w:val="22"/>
+        </w:rPr>
+        <w:t>, R</w:t>
+      </w:r>
+      <w:r>
+        <w:rPr>
+          <w:rFonts w:ascii="Times New Roman" w:hAnsi="Times New Roman" w:cs="Times New Roman"/>
+          <w:sz w:val="22"/>
+          <w:szCs w:val="22"/>
+        </w:rPr>
+        <w:t xml:space="preserve">. </w:t>
+      </w:r>
+      <w:r>
+        <w:rPr>
+          <w:rFonts w:ascii="Times New Roman" w:hAnsi="Times New Roman" w:cs="Times New Roman"/>
+          <w:b/>
+          <w:bCs/>
+          <w:sz w:val="22"/>
+          <w:szCs w:val="22"/>
+        </w:rPr>
+        <w:t>J.,</w:t>
+      </w:r>
+      <w:r>
+        <w:rPr>
+          <w:rFonts w:ascii="Times New Roman" w:hAnsi="Times New Roman" w:cs="Times New Roman"/>
+          <w:sz w:val="22"/>
+          <w:szCs w:val="22"/>
+        </w:rPr>
+        <w:t xml:space="preserve"> &amp; Mehta, R. K. (2026). When robots reshape teams: Neurodynamic insights into taskwork and teamwork in search and rescue. </w:t>
       </w:r>
       <w:r>
         <w:rPr>
@@ -2870,7 +2897,7 @@
         </w:rPr>
         <w:t xml:space="preserve">, 7. </w:t>
       </w:r>
-      <w:hyperlink r:id="rId10" w:history="1">
+      <w:hyperlink r:id="rId12" w:history="1">
         <w:r>
           <w:rPr>
             <w:rFonts w:ascii="Times New Roman" w:hAnsi="Times New Roman" w:cs="Times New Roman"/>
@@ -2896,6 +2923,8 @@
       <w:r>
         <w:rPr>
           <w:rFonts w:ascii="Times New Roman" w:hAnsi="Times New Roman" w:cs="Times New Roman"/>
+          <w:b/>
+          <w:bCs/>
           <w:sz w:val="22"/>
           <w:szCs w:val="22"/>
         </w:rPr>
@@ -2905,10 +2934,20 @@
       <w:r>
         <w:rPr>
           <w:rFonts w:ascii="Times New Roman" w:hAnsi="Times New Roman" w:cs="Times New Roman"/>
-          <w:sz w:val="22"/>
-          <w:szCs w:val="22"/>
-        </w:rPr>
-        <w:t>, R., Wickens, C., &amp; De Toledo Piza., B. (</w:t>
+          <w:b/>
+          <w:bCs/>
+          <w:sz w:val="22"/>
+          <w:szCs w:val="22"/>
+        </w:rPr>
+        <w:t>, R.,</w:t>
+      </w:r>
+      <w:r>
+        <w:rPr>
+          <w:rFonts w:ascii="Times New Roman" w:hAnsi="Times New Roman" w:cs="Times New Roman"/>
+          <w:sz w:val="22"/>
+          <w:szCs w:val="22"/>
+        </w:rPr>
+        <w:t xml:space="preserve"> Wickens, C., &amp; De Toledo Piza., B. (</w:t>
       </w:r>
       <w:r>
         <w:rPr>
@@ -3059,6 +3098,8 @@
       <w:r>
         <w:rPr>
           <w:rFonts w:ascii="Times New Roman" w:hAnsi="Times New Roman" w:cs="Times New Roman"/>
+          <w:b/>
+          <w:bCs/>
           <w:sz w:val="22"/>
           <w:szCs w:val="22"/>
         </w:rPr>
@@ -3068,10 +3109,20 @@
       <w:r>
         <w:rPr>
           <w:rFonts w:ascii="Times New Roman" w:hAnsi="Times New Roman" w:cs="Times New Roman"/>
-          <w:sz w:val="22"/>
-          <w:szCs w:val="22"/>
-        </w:rPr>
-        <w:t xml:space="preserve"> R. (</w:t>
+          <w:b/>
+          <w:bCs/>
+          <w:sz w:val="22"/>
+          <w:szCs w:val="22"/>
+        </w:rPr>
+        <w:t xml:space="preserve"> R.</w:t>
+      </w:r>
+      <w:r>
+        <w:rPr>
+          <w:rFonts w:ascii="Times New Roman" w:hAnsi="Times New Roman" w:cs="Times New Roman"/>
+          <w:sz w:val="22"/>
+          <w:szCs w:val="22"/>
+        </w:rPr>
+        <w:t xml:space="preserve"> (</w:t>
       </w:r>
       <w:r>
         <w:rPr>
@@ -3174,6 +3225,8 @@
       <w:r>
         <w:rPr>
           <w:rFonts w:ascii="Times New Roman" w:hAnsi="Times New Roman" w:cs="Times New Roman"/>
+          <w:b/>
+          <w:bCs/>
           <w:sz w:val="22"/>
           <w:szCs w:val="22"/>
         </w:rPr>
@@ -3183,10 +3236,20 @@
       <w:r>
         <w:rPr>
           <w:rFonts w:ascii="Times New Roman" w:hAnsi="Times New Roman" w:cs="Times New Roman"/>
-          <w:sz w:val="22"/>
-          <w:szCs w:val="22"/>
-        </w:rPr>
-        <w:t xml:space="preserve">, R. J., Yadav, A., &amp; Mehta, R. K. (2026). </w:t>
+          <w:b/>
+          <w:bCs/>
+          <w:sz w:val="22"/>
+          <w:szCs w:val="22"/>
+        </w:rPr>
+        <w:t>, R. J.,</w:t>
+      </w:r>
+      <w:r>
+        <w:rPr>
+          <w:rFonts w:ascii="Times New Roman" w:hAnsi="Times New Roman" w:cs="Times New Roman"/>
+          <w:sz w:val="22"/>
+          <w:szCs w:val="22"/>
+        </w:rPr>
+        <w:t xml:space="preserve"> Yadav, A., &amp; Mehta, R. K. (2026). </w:t>
       </w:r>
       <w:r>
         <w:rPr>
@@ -3204,17 +3267,7 @@
           <w:sz w:val="22"/>
           <w:szCs w:val="22"/>
         </w:rPr>
-        <w:t xml:space="preserve">. ASPIRE, Reno, Nevada. - </w:t>
-      </w:r>
-      <w:r>
-        <w:rPr>
-          <w:rFonts w:ascii="Times New Roman" w:hAnsi="Times New Roman" w:cs="Times New Roman"/>
-          <w:b/>
-          <w:bCs/>
-          <w:sz w:val="22"/>
-          <w:szCs w:val="22"/>
-        </w:rPr>
-        <w:t>Lecture</w:t>
+        <w:t>. ASPIRE, Reno, Nevada.</w:t>
       </w:r>
     </w:p>
     <w:p>
@@ -3232,6 +3285,8 @@
       <w:r>
         <w:rPr>
           <w:rFonts w:ascii="Times New Roman" w:hAnsi="Times New Roman" w:cs="Times New Roman"/>
+          <w:b/>
+          <w:bCs/>
           <w:sz w:val="22"/>
           <w:szCs w:val="22"/>
         </w:rPr>
@@ -3241,10 +3296,20 @@
       <w:r>
         <w:rPr>
           <w:rFonts w:ascii="Times New Roman" w:hAnsi="Times New Roman" w:cs="Times New Roman"/>
-          <w:sz w:val="22"/>
-          <w:szCs w:val="22"/>
-        </w:rPr>
-        <w:t>, R. J., &amp; Mehta, R. K. (2026)</w:t>
+          <w:b/>
+          <w:bCs/>
+          <w:sz w:val="22"/>
+          <w:szCs w:val="22"/>
+        </w:rPr>
+        <w:t>, R. J.,</w:t>
+      </w:r>
+      <w:r>
+        <w:rPr>
+          <w:rFonts w:ascii="Times New Roman" w:hAnsi="Times New Roman" w:cs="Times New Roman"/>
+          <w:sz w:val="22"/>
+          <w:szCs w:val="22"/>
+        </w:rPr>
+        <w:t xml:space="preserve"> &amp; Mehta, R. K. (2026)</w:t>
       </w:r>
       <w:r>
         <w:rPr>
@@ -3288,17 +3353,17 @@
           <w:sz w:val="22"/>
           <w:szCs w:val="22"/>
         </w:rPr>
-        <w:t xml:space="preserve"> Conference, Boston, Massachusetts. </w:t>
-      </w:r>
-      <w:r>
-        <w:rPr>
-          <w:rFonts w:ascii="Times New Roman" w:hAnsi="Times New Roman" w:cs="Times New Roman"/>
-          <w:b/>
-          <w:bCs/>
-          <w:sz w:val="22"/>
-          <w:szCs w:val="22"/>
-        </w:rPr>
-        <w:t xml:space="preserve">– Lecture </w:t>
+        <w:t xml:space="preserve"> Conference, Boston, Massachusetts.</w:t>
+      </w:r>
+      <w:r>
+        <w:rPr>
+          <w:rFonts w:ascii="Times New Roman" w:hAnsi="Times New Roman" w:cs="Times New Roman"/>
+          <w:b/>
+          <w:bCs/>
+          <w:sz w:val="22"/>
+          <w:szCs w:val="22"/>
+        </w:rPr>
+        <w:t xml:space="preserve"> </w:t>
       </w:r>
     </w:p>
     <w:p>
@@ -3316,6 +3381,8 @@
       <w:r>
         <w:rPr>
           <w:rFonts w:ascii="Times New Roman" w:hAnsi="Times New Roman" w:cs="Times New Roman"/>
+          <w:b/>
+          <w:bCs/>
           <w:sz w:val="22"/>
           <w:szCs w:val="22"/>
         </w:rPr>
@@ -3325,10 +3392,20 @@
       <w:r>
         <w:rPr>
           <w:rFonts w:ascii="Times New Roman" w:hAnsi="Times New Roman" w:cs="Times New Roman"/>
-          <w:sz w:val="22"/>
-          <w:szCs w:val="22"/>
-        </w:rPr>
-        <w:t xml:space="preserve">, R. J., &amp; Mehta, R. K. (2026) </w:t>
+          <w:b/>
+          <w:bCs/>
+          <w:sz w:val="22"/>
+          <w:szCs w:val="22"/>
+        </w:rPr>
+        <w:t>, R. J.,</w:t>
+      </w:r>
+      <w:r>
+        <w:rPr>
+          <w:rFonts w:ascii="Times New Roman" w:hAnsi="Times New Roman" w:cs="Times New Roman"/>
+          <w:sz w:val="22"/>
+          <w:szCs w:val="22"/>
+        </w:rPr>
+        <w:t xml:space="preserve"> &amp; Mehta, R. K. (2026) </w:t>
       </w:r>
       <w:r>
         <w:rPr>
@@ -3374,16 +3451,6 @@
         </w:rPr>
         <w:t xml:space="preserve">. </w:t>
       </w:r>
-      <w:r>
-        <w:rPr>
-          <w:rFonts w:ascii="Times New Roman" w:hAnsi="Times New Roman" w:cs="Times New Roman"/>
-          <w:b/>
-          <w:bCs/>
-          <w:sz w:val="22"/>
-          <w:szCs w:val="22"/>
-        </w:rPr>
-        <w:t>– Poster</w:t>
-      </w:r>
     </w:p>
     <w:p>
       <w:pPr>
@@ -3400,6 +3467,8 @@
       <w:r>
         <w:rPr>
           <w:rFonts w:ascii="Times New Roman" w:hAnsi="Times New Roman" w:cs="Times New Roman"/>
+          <w:b/>
+          <w:bCs/>
           <w:sz w:val="22"/>
           <w:szCs w:val="22"/>
         </w:rPr>
@@ -3409,10 +3478,20 @@
       <w:r>
         <w:rPr>
           <w:rFonts w:ascii="Times New Roman" w:hAnsi="Times New Roman" w:cs="Times New Roman"/>
-          <w:sz w:val="22"/>
-          <w:szCs w:val="22"/>
-        </w:rPr>
-        <w:t>, R., Wickens</w:t>
+          <w:b/>
+          <w:bCs/>
+          <w:sz w:val="22"/>
+          <w:szCs w:val="22"/>
+        </w:rPr>
+        <w:t>, R.,</w:t>
+      </w:r>
+      <w:r>
+        <w:rPr>
+          <w:rFonts w:ascii="Times New Roman" w:hAnsi="Times New Roman" w:cs="Times New Roman"/>
+          <w:sz w:val="22"/>
+          <w:szCs w:val="22"/>
+        </w:rPr>
+        <w:t xml:space="preserve"> Wickens</w:t>
       </w:r>
       <w:r>
         <w:rPr>
@@ -3468,26 +3547,6 @@
         </w:rPr>
         <w:t xml:space="preserve">Human Factors and Ergonomics Society – ASPIRE, Chicago, Illinois. </w:t>
       </w:r>
-      <w:r>
-        <w:rPr>
-          <w:rFonts w:ascii="Times New Roman" w:hAnsi="Times New Roman" w:cs="Times New Roman"/>
-          <w:b/>
-          <w:bCs/>
-          <w:sz w:val="22"/>
-          <w:szCs w:val="22"/>
-        </w:rPr>
-        <w:t>–</w:t>
-      </w:r>
-      <w:r>
-        <w:rPr>
-          <w:rFonts w:ascii="Times New Roman" w:hAnsi="Times New Roman" w:cs="Times New Roman"/>
-          <w:b/>
-          <w:bCs/>
-          <w:sz w:val="22"/>
-          <w:szCs w:val="22"/>
-        </w:rPr>
-        <w:t xml:space="preserve"> Poster</w:t>
-      </w:r>
     </w:p>
     <w:p>
       <w:pPr>
@@ -3504,6 +3563,8 @@
       <w:r>
         <w:rPr>
           <w:rFonts w:ascii="Times New Roman" w:hAnsi="Times New Roman" w:cs="Times New Roman"/>
+          <w:b/>
+          <w:bCs/>
           <w:sz w:val="22"/>
           <w:szCs w:val="22"/>
         </w:rPr>
@@ -3513,10 +3574,20 @@
       <w:r>
         <w:rPr>
           <w:rFonts w:ascii="Times New Roman" w:hAnsi="Times New Roman" w:cs="Times New Roman"/>
-          <w:sz w:val="22"/>
-          <w:szCs w:val="22"/>
-        </w:rPr>
-        <w:t xml:space="preserve">, R., Yadav, A., &amp; Mehta, R. (2025). </w:t>
+          <w:b/>
+          <w:bCs/>
+          <w:sz w:val="22"/>
+          <w:szCs w:val="22"/>
+        </w:rPr>
+        <w:t>, R.,</w:t>
+      </w:r>
+      <w:r>
+        <w:rPr>
+          <w:rFonts w:ascii="Times New Roman" w:hAnsi="Times New Roman" w:cs="Times New Roman"/>
+          <w:sz w:val="22"/>
+          <w:szCs w:val="22"/>
+        </w:rPr>
+        <w:t xml:space="preserve"> Yadav, A., &amp; Mehta, R. (2025). </w:t>
       </w:r>
       <w:r>
         <w:rPr>
@@ -3534,27 +3605,7 @@
           <w:sz w:val="22"/>
           <w:szCs w:val="22"/>
         </w:rPr>
-        <w:t xml:space="preserve">Human Factors and Ergonomics Society – ASPIRE, Chicago, Illinois. </w:t>
-      </w:r>
-      <w:r>
-        <w:rPr>
-          <w:rFonts w:ascii="Times New Roman" w:hAnsi="Times New Roman" w:cs="Times New Roman"/>
-          <w:b/>
-          <w:bCs/>
-          <w:sz w:val="22"/>
-          <w:szCs w:val="22"/>
-        </w:rPr>
-        <w:t>–</w:t>
-      </w:r>
-      <w:r>
-        <w:rPr>
-          <w:rFonts w:ascii="Times New Roman" w:hAnsi="Times New Roman" w:cs="Times New Roman"/>
-          <w:b/>
-          <w:bCs/>
-          <w:sz w:val="22"/>
-          <w:szCs w:val="22"/>
-        </w:rPr>
-        <w:t xml:space="preserve"> Poster</w:t>
+        <w:t>Human Factors and Ergonomics Society – ASPIRE, Chicago, Illinois.</w:t>
       </w:r>
     </w:p>
     <w:p>
@@ -3572,6 +3623,8 @@
       <w:r>
         <w:rPr>
           <w:rFonts w:ascii="Times New Roman" w:hAnsi="Times New Roman" w:cs="Times New Roman"/>
+          <w:b/>
+          <w:bCs/>
           <w:sz w:val="22"/>
           <w:szCs w:val="22"/>
         </w:rPr>
@@ -3581,10 +3634,20 @@
       <w:r>
         <w:rPr>
           <w:rFonts w:ascii="Times New Roman" w:hAnsi="Times New Roman" w:cs="Times New Roman"/>
-          <w:sz w:val="22"/>
-          <w:szCs w:val="22"/>
-        </w:rPr>
-        <w:t xml:space="preserve">, R., Rice, M., &amp; Davalos, D. (2024). </w:t>
+          <w:b/>
+          <w:bCs/>
+          <w:sz w:val="22"/>
+          <w:szCs w:val="22"/>
+        </w:rPr>
+        <w:t>, R.,</w:t>
+      </w:r>
+      <w:r>
+        <w:rPr>
+          <w:rFonts w:ascii="Times New Roman" w:hAnsi="Times New Roman" w:cs="Times New Roman"/>
+          <w:sz w:val="22"/>
+          <w:szCs w:val="22"/>
+        </w:rPr>
+        <w:t xml:space="preserve"> Rice, M., &amp; Davalos, D. (2024). </w:t>
       </w:r>
       <w:r>
         <w:rPr>
@@ -3611,26 +3674,6 @@
           <w:szCs w:val="22"/>
         </w:rPr>
         <w:t xml:space="preserve"> </w:t>
-      </w:r>
-      <w:r>
-        <w:rPr>
-          <w:rFonts w:ascii="Times New Roman" w:hAnsi="Times New Roman" w:cs="Times New Roman"/>
-          <w:b/>
-          <w:bCs/>
-          <w:sz w:val="22"/>
-          <w:szCs w:val="22"/>
-        </w:rPr>
-        <w:t xml:space="preserve">– </w:t>
-      </w:r>
-      <w:r>
-        <w:rPr>
-          <w:rFonts w:ascii="Times New Roman" w:hAnsi="Times New Roman" w:cs="Times New Roman"/>
-          <w:b/>
-          <w:bCs/>
-          <w:sz w:val="22"/>
-          <w:szCs w:val="22"/>
-        </w:rPr>
-        <w:t>Poster</w:t>
       </w:r>
     </w:p>
     <w:p>
@@ -3951,6 +3994,7 @@
           <w:sz w:val="22"/>
           <w:szCs w:val="22"/>
         </w:rPr>
+        <w:lastRenderedPageBreak/>
         <w:t>IISE Transactions on Occupational Ergonomics and Human Factors</w:t>
       </w:r>
       <w:r>
@@ -6202,7 +6246,7 @@
         </w:rPr>
         <w:t xml:space="preserve">UW College of Engineering Editorial – </w:t>
       </w:r>
-      <w:hyperlink r:id="rId11" w:history="1">
+      <w:hyperlink r:id="rId13" w:history="1">
         <w:r>
           <w:rPr>
             <w:rStyle w:val="Hyperlink"/>
@@ -6240,7 +6284,7 @@
           <w:szCs w:val="22"/>
         </w:rPr>
       </w:pPr>
-      <w:hyperlink r:id="rId12" w:history="1">
+      <w:hyperlink r:id="rId14" w:history="1">
         <w:r>
           <w:rPr>
             <w:rStyle w:val="Hyperlink"/>
@@ -6297,13 +6341,81 @@
       </w:r>
     </w:p>
     <w:sectPr>
+      <w:headerReference w:type="first" r:id="rId15"/>
       <w:pgSz w:w="12240" w:h="15840"/>
       <w:pgMar w:top="1080" w:right="1080" w:bottom="1080" w:left="1080" w:header="720" w:footer="720" w:gutter="0"/>
       <w:cols w:space="720"/>
+      <w:titlePg/>
       <w:docGrid w:linePitch="360"/>
     </w:sectPr>
   </w:body>
 </w:document>
+</file>
+
+<file path=word/endnotes.xml><?xml version="1.0" encoding="utf-8"?>
+<w:endnotes xmlns:wpc="http://schemas.microsoft.com/office/word/2010/wordprocessingCanvas" xmlns:cx="http://schemas.microsoft.com/office/drawing/2014/chartex" xmlns:cx1="http://schemas.microsoft.com/office/drawing/2015/9/8/chartex" xmlns:cx2="http://schemas.microsoft.com/office/drawing/2015/10/21/chartex" xmlns:cx3="http://schemas.microsoft.com/office/drawing/2016/5/9/chartex" xmlns:cx4="http://schemas.microsoft.com/office/drawing/2016/5/10/chartex" xmlns:cx5="http://schemas.microsoft.com/office/drawing/2016/5/11/chartex" xmlns:cx6="http://schemas.microsoft.com/office/drawing/2016/5/12/chartex" xmlns:cx7="http://schemas.microsoft.com/office/drawing/2016/5/13/chartex" xmlns:cx8="http://schemas.microsoft.com/office/drawing/2016/5/14/chartex" xmlns:mc="http://schemas.openxmlformats.org/markup-compatibility/2006" xmlns:m="http://schemas.openxmlformats.org/officeDocument/2006/math" xmlns:aink="http://schemas.microsoft.com/office/drawing/2016/ink" xmlns:am3d="http://schemas.microsoft.com/office/drawing/2017/model3d" xmlns:oel="http://schemas.microsoft.com/office/2019/extlst" xmlns:r="http://schemas.openxmlformats.org/officeDocument/2006/relationships" xmlns:wp14="http://schemas.microsoft.com/office/word/2010/wordprocessingDrawing" xmlns:wp="http://schemas.openxmlformats.org/drawingml/2006/wordprocessingDrawing" xmlns:wpg="http://schemas.microsoft.com/office/word/2010/wordprocessingGroup" xmlns:wpi="http://schemas.microsoft.com/office/word/2010/wordprocessingInk" xmlns:wps="http://schemas.microsoft.com/office/word/2010/wordprocessingShape" xmlns:o="urn:schemas-microsoft-com:office:office" xmlns:v="urn:schemas-microsoft-com:vml" xmlns:w10="urn:schemas-microsoft-com:office:word" xmlns:w="http://schemas.openxmlformats.org/wordprocessingml/2006/main" xmlns:w14="http://schemas.microsoft.com/office/word/2010/wordml" xmlns:w15="http://schemas.microsoft.com/office/word/2012/wordml" xmlns:w16cex="http://schemas.microsoft.com/office/word/2018/wordml/cex" xmlns:w16cid="http://schemas.microsoft.com/office/word/2016/wordml/cid" xmlns:w16="http://schemas.microsoft.com/office/word/2018/wordml" xmlns:w16sdtdh="http://schemas.microsoft.com/office/word/2020/wordml/sdtdatahash" xmlns:w16sdtfl="http://schemas.microsoft.com/office/word/2024/wordml/sdtformatlock" xmlns:w16se="http://schemas.microsoft.com/office/word/2015/wordml/symex" xmlns:w16du="http://schemas.microsoft.com/office/word/2023/wordml/word16du" xmlns:wne="http://schemas.microsoft.com/office/word/2006/wordml" mc:Ignorable="w14 w15 w16se w16cid w16 w16cex w16sdtdh w16sdtfl w16du wp14">
+  <w:endnote w:type="separator" w:id="-1">
+    <w:p>
+      <w:r>
+        <w:separator/>
+      </w:r>
+    </w:p>
+  </w:endnote>
+  <w:endnote w:type="continuationSeparator" w:id="0">
+    <w:p>
+      <w:r>
+        <w:continuationSeparator/>
+      </w:r>
+    </w:p>
+  </w:endnote>
+</w:endnotes>
+</file>
+
+<file path=word/footnotes.xml><?xml version="1.0" encoding="utf-8"?>
+<w:footnotes xmlns:wpc="http://schemas.microsoft.com/office/word/2010/wordprocessingCanvas" xmlns:cx="http://schemas.microsoft.com/office/drawing/2014/chartex" xmlns:cx1="http://schemas.microsoft.com/office/drawing/2015/9/8/chartex" xmlns:cx2="http://schemas.microsoft.com/office/drawing/2015/10/21/chartex" xmlns:cx3="http://schemas.microsoft.com/office/drawing/2016/5/9/chartex" xmlns:cx4="http://schemas.microsoft.com/office/drawing/2016/5/10/chartex" xmlns:cx5="http://schemas.microsoft.com/office/drawing/2016/5/11/chartex" xmlns:cx6="http://schemas.microsoft.com/office/drawing/2016/5/12/chartex" xmlns:cx7="http://schemas.microsoft.com/office/drawing/2016/5/13/chartex" xmlns:cx8="http://schemas.microsoft.com/office/drawing/2016/5/14/chartex" xmlns:mc="http://schemas.openxmlformats.org/markup-compatibility/2006" xmlns:m="http://schemas.openxmlformats.org/officeDocument/2006/math" xmlns:aink="http://schemas.microsoft.com/office/drawing/2016/ink" xmlns:am3d="http://schemas.microsoft.com/office/drawing/2017/model3d" xmlns:oel="http://schemas.microsoft.com/office/2019/extlst" xmlns:r="http://schemas.openxmlformats.org/officeDocument/2006/relationships" xmlns:wp14="http://schemas.microsoft.com/office/word/2010/wordprocessingDrawing" xmlns:wp="http://schemas.openxmlformats.org/drawingml/2006/wordprocessingDrawing" xmlns:wpg="http://schemas.microsoft.com/office/word/2010/wordprocessingGroup" xmlns:wpi="http://schemas.microsoft.com/office/word/2010/wordprocessingInk" xmlns:wps="http://schemas.microsoft.com/office/word/2010/wordprocessingShape" xmlns:o="urn:schemas-microsoft-com:office:office" xmlns:v="urn:schemas-microsoft-com:vml" xmlns:w10="urn:schemas-microsoft-com:office:word" xmlns:w="http://schemas.openxmlformats.org/wordprocessingml/2006/main" xmlns:w14="http://schemas.microsoft.com/office/word/2010/wordml" xmlns:w15="http://schemas.microsoft.com/office/word/2012/wordml" xmlns:w16cex="http://schemas.microsoft.com/office/word/2018/wordml/cex" xmlns:w16cid="http://schemas.microsoft.com/office/word/2016/wordml/cid" xmlns:w16="http://schemas.microsoft.com/office/word/2018/wordml" xmlns:w16sdtdh="http://schemas.microsoft.com/office/word/2020/wordml/sdtdatahash" xmlns:w16sdtfl="http://schemas.microsoft.com/office/word/2024/wordml/sdtformatlock" xmlns:w16se="http://schemas.microsoft.com/office/word/2015/wordml/symex" xmlns:w16du="http://schemas.microsoft.com/office/word/2023/wordml/word16du" xmlns:wne="http://schemas.microsoft.com/office/word/2006/wordml" mc:Ignorable="w14 w15 w16se w16cid w16 w16cex w16sdtdh w16sdtfl w16du wp14">
+  <w:footnote w:type="separator" w:id="-1">
+    <w:p>
+      <w:r>
+        <w:separator/>
+      </w:r>
+    </w:p>
+  </w:footnote>
+  <w:footnote w:type="continuationSeparator" w:id="0">
+    <w:p>
+      <w:r>
+        <w:continuationSeparator/>
+      </w:r>
+    </w:p>
+  </w:footnote>
+</w:footnotes>
+</file>
+
+<file path=word/header1.xml><?xml version="1.0" encoding="utf-8"?>
+<w:hdr xmlns:wpc="http://schemas.microsoft.com/office/word/2010/wordprocessingCanvas" xmlns:cx="http://schemas.microsoft.com/office/drawing/2014/chartex" xmlns:cx1="http://schemas.microsoft.com/office/drawing/2015/9/8/chartex" xmlns:cx2="http://schemas.microsoft.com/office/drawing/2015/10/21/chartex" xmlns:cx3="http://schemas.microsoft.com/office/drawing/2016/5/9/chartex" xmlns:cx4="http://schemas.microsoft.com/office/drawing/2016/5/10/chartex" xmlns:cx5="http://schemas.microsoft.com/office/drawing/2016/5/11/chartex" xmlns:cx6="http://schemas.microsoft.com/office/drawing/2016/5/12/chartex" xmlns:cx7="http://schemas.microsoft.com/office/drawing/2016/5/13/chartex" xmlns:cx8="http://schemas.microsoft.com/office/drawing/2016/5/14/chartex" xmlns:mc="http://schemas.openxmlformats.org/markup-compatibility/2006" xmlns:m="http://schemas.openxmlformats.org/officeDocument/2006/math" xmlns:aink="http://schemas.microsoft.com/office/drawing/2016/ink" xmlns:am3d="http://schemas.microsoft.com/office/drawing/2017/model3d" xmlns:oel="http://schemas.microsoft.com/office/2019/extlst" xmlns:r="http://schemas.openxmlformats.org/officeDocument/2006/relationships" xmlns:wp14="http://schemas.microsoft.com/office/word/2010/wordprocessingDrawing" xmlns:wp="http://schemas.openxmlformats.org/drawingml/2006/wordprocessingDrawing" xmlns:wpg="http://schemas.microsoft.com/office/word/2010/wordprocessingGroup" xmlns:wpi="http://schemas.microsoft.com/office/word/2010/wordprocessingInk" xmlns:wps="http://schemas.microsoft.com/office/word/2010/wordprocessingShape" xmlns:o="urn:schemas-microsoft-com:office:office" xmlns:v="urn:schemas-microsoft-com:vml" xmlns:w10="urn:schemas-microsoft-com:office:word" xmlns:w="http://schemas.openxmlformats.org/wordprocessingml/2006/main" xmlns:w14="http://schemas.microsoft.com/office/word/2010/wordml" xmlns:w15="http://schemas.microsoft.com/office/word/2012/wordml" xmlns:w16cex="http://schemas.microsoft.com/office/word/2018/wordml/cex" xmlns:w16cid="http://schemas.microsoft.com/office/word/2016/wordml/cid" xmlns:w16="http://schemas.microsoft.com/office/word/2018/wordml" xmlns:w16sdtdh="http://schemas.microsoft.com/office/word/2020/wordml/sdtdatahash" xmlns:w16sdtfl="http://schemas.microsoft.com/office/word/2024/wordml/sdtformatlock" xmlns:w16se="http://schemas.microsoft.com/office/word/2015/wordml/symex" xmlns:w16du="http://schemas.microsoft.com/office/word/2023/wordml/word16du" xmlns:wne="http://schemas.microsoft.com/office/word/2006/wordml" mc:Ignorable="w14 w15 w16se w16cid w16 w16cex w16sdtdh w16sdtfl w16du wp14">
+  <w:p>
+    <w:pPr>
+      <w:pStyle w:val="Header"/>
+      <w:rPr>
+        <w:rFonts w:ascii="Times New Roman" w:hAnsi="Times New Roman" w:cs="Times New Roman"/>
+        <w:b/>
+        <w:bCs/>
+      </w:rPr>
+    </w:pPr>
+    <w:r>
+      <w:rPr>
+        <w:rFonts w:ascii="Times New Roman" w:hAnsi="Times New Roman" w:cs="Times New Roman"/>
+        <w:b/>
+        <w:bCs/>
+      </w:rPr>
+      <w:t>SEEKING SUMMER 2027 INTERNSHIP OPPORTUNITIES</w:t>
+    </w:r>
+  </w:p>
+  <w:p>
+    <w:pPr>
+      <w:pStyle w:val="Header"/>
+    </w:pPr>
+  </w:p>
+</w:hdr>
 </file>
 
 <file path=word/numbering.xml><?xml version="1.0" encoding="utf-8"?>
@@ -7629,6 +7741,48 @@
       <w14:ligatures w14:val="none"/>
     </w:rPr>
   </w:style>
+  <w:style w:type="paragraph" w:styleId="Header">
+    <w:name w:val="header"/>
+    <w:basedOn w:val="Normal"/>
+    <w:link w:val="HeaderChar"/>
+    <w:uiPriority w:val="99"/>
+    <w:unhideWhenUsed/>
+    <w:rsid w:val="009362C2"/>
+    <w:pPr>
+      <w:tabs>
+        <w:tab w:val="center" w:pos="4680"/>
+        <w:tab w:val="right" w:pos="9360"/>
+      </w:tabs>
+    </w:pPr>
+  </w:style>
+  <w:style w:type="character" w:customStyle="1" w:styleId="HeaderChar">
+    <w:name w:val="Header Char"/>
+    <w:basedOn w:val="DefaultParagraphFont"/>
+    <w:link w:val="Header"/>
+    <w:uiPriority w:val="99"/>
+    <w:rsid w:val="009362C2"/>
+  </w:style>
+  <w:style w:type="paragraph" w:styleId="Footer">
+    <w:name w:val="footer"/>
+    <w:basedOn w:val="Normal"/>
+    <w:link w:val="FooterChar"/>
+    <w:uiPriority w:val="99"/>
+    <w:unhideWhenUsed/>
+    <w:rsid w:val="009362C2"/>
+    <w:pPr>
+      <w:tabs>
+        <w:tab w:val="center" w:pos="4680"/>
+        <w:tab w:val="right" w:pos="9360"/>
+      </w:tabs>
+    </w:pPr>
+  </w:style>
+  <w:style w:type="character" w:customStyle="1" w:styleId="FooterChar">
+    <w:name w:val="Footer Char"/>
+    <w:basedOn w:val="DefaultParagraphFont"/>
+    <w:link w:val="Footer"/>
+    <w:uiPriority w:val="99"/>
+    <w:rsid w:val="009362C2"/>
+  </w:style>
 </w:styles>
 </file>
 
